--- a/new-grants/kivumbi/FairBanks_Cover_Letter_Alex_Kivumbi.docx
+++ b/new-grants/kivumbi/FairBanks_Cover_Letter_Alex_Kivumbi.docx
@@ -181,30 +181,7 @@
           <w:color w:val="222222"/>
           <w:sz w:val="21"/>
         </w:rPr>
-        <w:t xml:space="preserve">Thank you for the time you gave us on </w:t>
-      </w:r>
-      <w:r>
-        <w:rPr>
-          <w:rFonts w:ascii="Aptos" w:hAnsi="Aptos" w:cs="Aptos"/>
-          <w:b w:val="0"/>
-          <w:i w:val="0"/>
-          <w:caps w:val="0"/>
-          <w:color w:val="222222"/>
-          <w:sz w:val="21"/>
-          <w:highlight w:val="yellow"/>
-        </w:rPr>
-        <w:t>[date of our meeting]</w:t>
-      </w:r>
-      <w:r>
-        <w:rPr>
-          <w:rFonts w:ascii="Aptos" w:hAnsi="Aptos" w:cs="Aptos"/>
-          <w:b w:val="0"/>
-          <w:i w:val="0"/>
-          <w:caps w:val="0"/>
-          <w:color w:val="222222"/>
-          <w:sz w:val="21"/>
-        </w:rPr>
-        <w:t xml:space="preserve"> and for the interest you showed in what we are building at Kyebando. The full proposal is enclosed.</w:t>
+        <w:t>Thank you for the time you gave us when we last spoke, and for the interest you showed in what we are building at Kyebando. The full proposal is enclosed.</w:t>
       </w:r>
     </w:p>
     <w:p>
@@ -255,7 +232,7 @@
           <w:color w:val="222222"/>
           <w:sz w:val="21"/>
         </w:rPr>
-        <w:t>So the enclosed proposal prices the complete unit, ward and theatre together, at between 190 and 265 million shillings, split into two phases. Phase one is the 75 to 100 million we discussed and can begin as soon as funds are released. Phase two is the theatre, and it can be committed separately once phase one is running and you have seen the numbers it actually produces.</w:t>
+        <w:t>So the enclosed proposal prices the complete unit, ward and theatre together, at between 192 and 265 million shillings, split into two phases. Phase one is the 75 to 100 million we discussed and can begin as soon as funds are released. Phase two is the theatre, and it can be committed separately once phase one is running and you have seen the numbers it actually produces.</w:t>
       </w:r>
     </w:p>
     <w:p>
